--- a/고발장_최종_20261030.docx
+++ b/고발장_최종_20261030.docx
@@ -3198,7 +3198,7 @@
                 <w:sz w:val="20"/>
                 <w:szCs w:val="20"/>
               </w:rPr>
-              <w:t xml:space="preserve">감곡면장 회신: 순정축협과 위원회 모두 공개 공청회 거부(증 제18호증)</w:t>
+              <w:t xml:space="preserve">감곡면사무소 총무계장 양규남이 고발인을 방문하여, 순정축협과 위원회 모두 공개 공청회를 거부한다는 의사를 구두로 전달(증 제18호증)</w:t>
             </w:r>
           </w:p>
         </w:tc>
@@ -4741,7 +4741,7 @@
           <w:sz w:val="22"/>
           <w:szCs w:val="22"/>
         </w:rPr>
-        <w:t xml:space="preserve">고발인은 사인(私人)으로서 아래 자료를 확보할 수 없습니다. 위원회와 순정축협은 내용증명 질의(2026. 9.)와 자료 공개 요구를 거부하였고, 고발인이 2026. 10. 26. 감곡면장을 통하여 순정축협과 위원회에 공개 공청회 개최를 요청하였으나, 2026. 10. 30. 감곡면장의 회신으로 순정축협과 위원회 모두 이를 거부하였음이 확인되었습니다(증 제18호증). 내용증명 질의, 정보공개 청구, 공개 공청회 요청 등 공개적인 확인 절차가 모두 거부되었으므로, 수사기관의 강제수사 외에는 진상을 확인할 방법이 없습니다. 증거 인멸을 막기 위하여 신속한 압수·수색 및 금융거래정보 제공 요구(영장)를 요청드립니다.</w:t>
+        <w:t xml:space="preserve">고발인은 사인(私人)으로서 아래 자료를 확보할 수 없습니다. 위원회와 순정축협은 내용증명 질의(2026. 9.)와 자료 공개 요구를 거부하였고, 고발인이 2026. 10. 26. 감곡면장을 통하여 순정축협과 위원회에 공개 공청회 개최를 요청하였으나, 2026. 10. 30. 감곡면사무소 총무계장 양규남이 고발인을 직접 방문하여 순정축협과 위원회 모두 이를 거부한다는 의사를 구두로 전달하였습니다(증 제18호증). 내용증명 질의, 정보공개 청구, 공개 공청회 요청 등 공개적인 확인 절차가 모두 거부되었으므로, 수사기관의 강제수사 외에는 진상을 확인할 방법이 없습니다. 증거 인멸을 막기 위하여 신속한 압수·수색 및 금융거래정보 제공 요구(영장)를 요청드립니다.</w:t>
       </w:r>
     </w:p>
     <w:p>
@@ -7735,7 +7735,7 @@
                 <w:sz w:val="20"/>
                 <w:szCs w:val="20"/>
               </w:rPr>
-              <w:t xml:space="preserve">감곡면장 회신 (2026. 10. 30.) — 고발인의 공개 공청회 개최 요청(2026. 10. 26.)에 대하여 순정축협과 위원회 모두 거부하였다는 내용</w:t>
+              <w:t xml:space="preserve">공청회 거부 의사 전달 경위 확인서 (고발인 작성, 2026. 10. 30. 감곡면사무소 총무계장 양규남 방문·구두 전달: 순정축협과 위원회 모두 공개 공청회 거부) 및 감곡면 서면 회신(수령 시 추가)</w:t>
             </w:r>
           </w:p>
         </w:tc>
